--- a/JQAS/JQAS_Template_for_Ethical_and_Legal_Declarations_JQAS.docx
+++ b/JQAS/JQAS_Template_for_Ethical_and_Legal_Declarations_JQAS.docx
@@ -774,77 +774,7 @@
                 <w:szCs w:val="19"/>
                 <w14:ligatures w14:val="standardContextual"/>
               </w:rPr>
-              <w:t xml:space="preserve">S.G. was </w:t>
-            </w:r>
-            <w:r>
-              <w:rPr>
-                <w:rFonts w:ascii="Helvetica" w:hAnsi="Helvetica" w:cs="Helvetica"/>
-                <w:color w:val="000000"/>
-                <w:sz w:val="19"/>
-                <w:szCs w:val="19"/>
-                <w14:ligatures w14:val="standardContextual"/>
-              </w:rPr>
-              <w:t>partially supported</w:t>
-            </w:r>
-            <w:r>
-              <w:rPr>
-                <w:rFonts w:ascii="Helvetica" w:hAnsi="Helvetica" w:cs="Helvetica"/>
-                <w:color w:val="000000"/>
-                <w:sz w:val="19"/>
-                <w:szCs w:val="19"/>
-                <w14:ligatures w14:val="standardContextual"/>
-              </w:rPr>
-              <w:t xml:space="preserve"> </w:t>
-            </w:r>
-            <w:r>
-              <w:rPr>
-                <w:rFonts w:ascii="Helvetica" w:hAnsi="Helvetica" w:cs="Helvetica"/>
-                <w:color w:val="000000"/>
-                <w:sz w:val="19"/>
-                <w:szCs w:val="19"/>
-                <w14:ligatures w14:val="standardContextual"/>
-              </w:rPr>
-              <w:t>by Science Foundation Ireland under Grant</w:t>
-            </w:r>
-            <w:r>
-              <w:rPr>
-                <w:rFonts w:ascii="Helvetica" w:hAnsi="Helvetica" w:cs="Helvetica"/>
-                <w:color w:val="000000"/>
-                <w:sz w:val="19"/>
-                <w:szCs w:val="19"/>
-                <w14:ligatures w14:val="standardContextual"/>
-              </w:rPr>
-              <w:t xml:space="preserve"> </w:t>
-            </w:r>
-            <w:r>
-              <w:rPr>
-                <w:rFonts w:ascii="Helvetica" w:hAnsi="Helvetica" w:cs="Helvetica"/>
-                <w:color w:val="000000"/>
-                <w:sz w:val="19"/>
-                <w:szCs w:val="19"/>
-                <w14:ligatures w14:val="standardContextual"/>
-              </w:rPr>
-              <w:t>No. 19/FFP/7002 and co-funded under the European</w:t>
-            </w:r>
-            <w:r>
-              <w:rPr>
-                <w:rFonts w:ascii="Helvetica" w:hAnsi="Helvetica" w:cs="Helvetica"/>
-                <w:color w:val="000000"/>
-                <w:sz w:val="19"/>
-                <w:szCs w:val="19"/>
-                <w14:ligatures w14:val="standardContextual"/>
-              </w:rPr>
-              <w:t xml:space="preserve"> </w:t>
-            </w:r>
-            <w:r>
-              <w:rPr>
-                <w:rFonts w:ascii="Helvetica" w:hAnsi="Helvetica" w:cs="Helvetica"/>
-                <w:color w:val="000000"/>
-                <w:sz w:val="19"/>
-                <w:szCs w:val="19"/>
-                <w14:ligatures w14:val="standardContextual"/>
-              </w:rPr>
-              <w:t>Regional Development Fund.</w:t>
+              <w:t>S.G. was partially supported by Science Foundation Ireland under Grant No. 19/FFP/7002 and co-funded under the European Regional Development Fund.</w:t>
             </w:r>
           </w:p>
         </w:tc>
@@ -891,6 +821,24 @@
                 <w:szCs w:val="24"/>
               </w:rPr>
             </w:pPr>
+            <w:r>
+              <w:rPr>
+                <w:rStyle w:val="Strong"/>
+                <w:b w:val="0"/>
+                <w:bCs w:val="0"/>
+                <w:sz w:val="24"/>
+                <w:szCs w:val="24"/>
+              </w:rPr>
+              <w:t>T</w:t>
+            </w:r>
+            <w:r>
+              <w:rPr>
+                <w:rStyle w:val="Strong"/>
+                <w:sz w:val="24"/>
+                <w:szCs w:val="24"/>
+              </w:rPr>
+              <w:t>he data are available.</w:t>
+            </w:r>
           </w:p>
         </w:tc>
       </w:tr>
@@ -936,6 +884,42 @@
                 <w:szCs w:val="24"/>
               </w:rPr>
             </w:pPr>
+            <w:r>
+              <w:rPr>
+                <w:rStyle w:val="Strong"/>
+                <w:b w:val="0"/>
+                <w:bCs w:val="0"/>
+                <w:sz w:val="24"/>
+                <w:szCs w:val="24"/>
+              </w:rPr>
+              <w:t>T</w:t>
+            </w:r>
+            <w:r>
+              <w:rPr>
+                <w:rStyle w:val="Strong"/>
+                <w:sz w:val="24"/>
+                <w:szCs w:val="24"/>
+              </w:rPr>
+              <w:t xml:space="preserve">he code to reproduce the results is available in a </w:t>
+            </w:r>
+            <w:proofErr w:type="spellStart"/>
+            <w:r>
+              <w:rPr>
+                <w:rStyle w:val="Strong"/>
+                <w:sz w:val="24"/>
+                <w:szCs w:val="24"/>
+              </w:rPr>
+              <w:t>Github</w:t>
+            </w:r>
+            <w:proofErr w:type="spellEnd"/>
+            <w:r>
+              <w:rPr>
+                <w:rStyle w:val="Strong"/>
+                <w:sz w:val="24"/>
+                <w:szCs w:val="24"/>
+              </w:rPr>
+              <w:t xml:space="preserve"> repository.</w:t>
+            </w:r>
           </w:p>
         </w:tc>
       </w:tr>
@@ -2230,27 +2214,7 @@
             <w:szCs w:val="21"/>
             <w:lang w:val="en-US"/>
           </w:rPr>
-          <w:t>Data Sh</w:t>
-        </w:r>
-        <w:r>
-          <w:rPr>
-            <w:rStyle w:val="Hyperlink"/>
-            <w:rFonts w:cstheme="minorHAnsi"/>
-            <w:sz w:val="21"/>
-            <w:szCs w:val="21"/>
-            <w:lang w:val="en-US"/>
-          </w:rPr>
-          <w:t>a</w:t>
-        </w:r>
-        <w:r>
-          <w:rPr>
-            <w:rStyle w:val="Hyperlink"/>
-            <w:rFonts w:cstheme="minorHAnsi"/>
-            <w:sz w:val="21"/>
-            <w:szCs w:val="21"/>
-            <w:lang w:val="en-US"/>
-          </w:rPr>
-          <w:t>ring Policy</w:t>
+          <w:t>Data Sharing Policy</w:t>
         </w:r>
       </w:hyperlink>
       <w:r>
@@ -4523,15 +4487,6 @@
 </file>
 
 <file path=customXml/item1.xml><?xml version="1.0" encoding="utf-8"?>
-<?mso-contentType ?>
-<FormTemplates xmlns="http://schemas.microsoft.com/sharepoint/v3/contenttype/forms">
-  <Display>DocumentLibraryForm</Display>
-  <Edit>DocumentLibraryForm</Edit>
-  <New>DocumentLibraryForm</New>
-</FormTemplates>
-</file>
-
-<file path=customXml/item2.xml><?xml version="1.0" encoding="utf-8"?>
 <ct:contentTypeSchema xmlns:ct="http://schemas.microsoft.com/office/2006/metadata/contentType" xmlns:ma="http://schemas.microsoft.com/office/2006/metadata/properties/metaAttributes" ct:_="" ma:_="" ma:contentTypeName="Dokument" ma:contentTypeID="0x0101003C01AD16B30AB4459C67DFCD2A63A973" ma:contentTypeVersion="29" ma:contentTypeDescription="Ein neues Dokument erstellen." ma:contentTypeScope="" ma:versionID="e8f57b90f8eb1ede2c410263b1062607">
   <xsd:schema xmlns:xsd="http://www.w3.org/2001/XMLSchema" xmlns:xs="http://www.w3.org/2001/XMLSchema" xmlns:p="http://schemas.microsoft.com/office/2006/metadata/properties" xmlns:ns2="7b13ab14-3c64-474f-8874-f3641ee653d0" xmlns:ns3="84ca03f6-44a3-4e5c-a9f7-5b982f516526" xmlns:ns4="http://schemas.microsoft.com/sharepoint/v4" targetNamespace="http://schemas.microsoft.com/office/2006/metadata/properties" ma:root="true" ma:fieldsID="4d0c733d1b8e61b64bc4942b110dc349" ns2:_="" ns3:_="" ns4:_="">
     <xsd:import namespace="7b13ab14-3c64-474f-8874-f3641ee653d0"/>
@@ -4917,15 +4872,16 @@
 </ct:contentTypeSchema>
 </file>
 
-<file path=customXml/itemProps1.xml><?xml version="1.0" encoding="utf-8"?>
-<ds:datastoreItem xmlns:ds="http://schemas.openxmlformats.org/officeDocument/2006/customXml" ds:itemID="{718ACC83-3F69-4169-8125-3C253FFD3CFA}">
-  <ds:schemaRefs>
-    <ds:schemaRef ds:uri="http://schemas.microsoft.com/sharepoint/v3/contenttype/forms"/>
-  </ds:schemaRefs>
-</ds:datastoreItem>
+<file path=customXml/item2.xml><?xml version="1.0" encoding="utf-8"?>
+<?mso-contentType ?>
+<FormTemplates xmlns="http://schemas.microsoft.com/sharepoint/v3/contenttype/forms">
+  <Display>DocumentLibraryForm</Display>
+  <Edit>DocumentLibraryForm</Edit>
+  <New>DocumentLibraryForm</New>
+</FormTemplates>
 </file>
 
-<file path=customXml/itemProps2.xml><?xml version="1.0" encoding="utf-8"?>
+<file path=customXml/itemProps1.xml><?xml version="1.0" encoding="utf-8"?>
 <ds:datastoreItem xmlns:ds="http://schemas.openxmlformats.org/officeDocument/2006/customXml" ds:itemID="{EE2DCA8C-0DC6-4A75-B145-38E396ADFABC}">
   <ds:schemaRefs>
     <ds:schemaRef ds:uri="http://schemas.microsoft.com/office/2006/metadata/contentType"/>
@@ -4943,4 +4899,12 @@
     <ds:schemaRef ds:uri="http://schemas.microsoft.com/internal/obd"/>
   </ds:schemaRefs>
 </ds:datastoreItem>
+</file>
+
+<file path=customXml/itemProps2.xml><?xml version="1.0" encoding="utf-8"?>
+<ds:datastoreItem xmlns:ds="http://schemas.openxmlformats.org/officeDocument/2006/customXml" ds:itemID="{718ACC83-3F69-4169-8125-3C253FFD3CFA}">
+  <ds:schemaRefs>
+    <ds:schemaRef ds:uri="http://schemas.microsoft.com/sharepoint/v3/contenttype/forms"/>
+  </ds:schemaRefs>
+</ds:datastoreItem>
 </file>